--- a/templates/lers_records_request.docx
+++ b/templates/lers_records_request.docx
@@ -12,92 +12,92 @@
           <w:b/>
           <w:sz w:val="28"/>
         </w:rPr>
-        <w:t>RECORDS DISCLOSURE REQUEST / રેકોર્ડ જાહેર કરવાની વિનંતી</w:t>
+        <w:t>{{ L.lers_rec_heading }}</w:t>
       </w:r>
     </w:p>
     <w:p>
       <w:r>
         <w:rPr>
-          <w:rFonts w:cs="Noto Sans Gujarati"/>
+          <w:rFonts w:ascii="Noto Sans Gujarati" w:hAnsi="Noto Sans Gujarati" w:cs="Noto Sans Gujarati" w:eastAsia="Noto Sans Gujarati"/>
           <w:b/>
         </w:rPr>
-        <w:t>COMPLIANT LAW-ENFORCEMENT REQUEST TEMPLATE — not a live platform API integration.</w:t>
+        <w:t>{{ L.lers_compliant_note }}</w:t>
       </w:r>
     </w:p>
     <w:p/>
     <w:p>
       <w:r>
         <w:rPr>
-          <w:rFonts w:cs="Noto Sans Gujarati"/>
+          <w:rFonts w:ascii="Noto Sans Gujarati" w:hAnsi="Noto Sans Gujarati" w:cs="Noto Sans Gujarati" w:eastAsia="Noto Sans Gujarati"/>
           <w:b w:val="0"/>
         </w:rPr>
-        <w:t>To: The Law Enforcement Response Team,</w:t>
+        <w:t>{{ L.lers_to }}</w:t>
       </w:r>
     </w:p>
     <w:p>
       <w:r>
         <w:rPr>
-          <w:rFonts w:cs="Noto Sans Gujarati"/>
+          <w:rFonts w:ascii="Noto Sans Gujarati" w:hAnsi="Noto Sans Gujarati" w:cs="Noto Sans Gujarati" w:eastAsia="Noto Sans Gujarati"/>
           <w:b w:val="0"/>
         </w:rPr>
-        <w:t>Platform: ____________________  (Meta / WhatsApp / Instagram)</w:t>
+        <w:t>{{ L.lers_platform }} ____________________  (Meta / WhatsApp / Instagram)</w:t>
       </w:r>
     </w:p>
     <w:p/>
     <w:p>
       <w:r>
         <w:rPr>
-          <w:rFonts w:cs="Noto Sans Gujarati"/>
+          <w:rFonts w:ascii="Noto Sans Gujarati" w:hAnsi="Noto Sans Gujarati" w:cs="Noto Sans Gujarati" w:eastAsia="Noto Sans Gujarati"/>
           <w:b w:val="0"/>
         </w:rPr>
-        <w:t>Requesting agency: {{ police_station }}, {{ district }} (India)</w:t>
+        <w:t>{{ L.lers_agency }} {{ police_station }}, {{ district }} (India)</w:t>
       </w:r>
     </w:p>
     <w:p>
       <w:r>
         <w:rPr>
-          <w:rFonts w:cs="Noto Sans Gujarati"/>
+          <w:rFonts w:ascii="Noto Sans Gujarati" w:hAnsi="Noto Sans Gujarati" w:cs="Noto Sans Gujarati" w:eastAsia="Noto Sans Gujarati"/>
           <w:b w:val="0"/>
         </w:rPr>
-        <w:t>Case / FIR No.: {{ case_number }}  (FIR No. {{ fir_number }} dated {{ fir_date }})</w:t>
+        <w:t>{{ L.case_fir_no }}: {{ case_number }}  ({{ L.fir_no }} {{ fir_number }} {{ L.dated }} {{ fir_date }})</w:t>
       </w:r>
     </w:p>
     <w:p>
       <w:r>
         <w:rPr>
-          <w:rFonts w:cs="Noto Sans Gujarati"/>
+          <w:rFonts w:ascii="Noto Sans Gujarati" w:hAnsi="Noto Sans Gujarati" w:cs="Noto Sans Gujarati" w:eastAsia="Noto Sans Gujarati"/>
           <w:b w:val="0"/>
         </w:rPr>
-        <w:t>Investigating Officer: {{ io_name }}, {{ io_rank }}, Badge/Buckle No. {{ io_badge_no }}</w:t>
+        <w:t>{{ L.lers_io }} {{ io_name }}, {{ io_rank }}, {{ L.lers_badge }} {{ io_badge_no }}</w:t>
       </w:r>
     </w:p>
     <w:p/>
     <w:p>
       <w:r>
         <w:rPr>
-          <w:rFonts w:cs="Noto Sans Gujarati"/>
+          <w:rFonts w:ascii="Noto Sans Gujarati" w:hAnsi="Noto Sans Gujarati" w:cs="Noto Sans Gujarati" w:eastAsia="Noto Sans Gujarati"/>
           <w:b w:val="0"/>
         </w:rPr>
-        <w:t>Legal basis: Under Section ________ of the Bharatiya Nagarik Suraksha Sanhita, 2023 (BNSS),</w:t>
+        <w:t>{{ L.lers_legal_basis_a }}</w:t>
       </w:r>
     </w:p>
     <w:p>
       <w:r>
         <w:rPr>
-          <w:rFonts w:cs="Noto Sans Gujarati"/>
+          <w:rFonts w:ascii="Noto Sans Gujarati" w:hAnsi="Noto Sans Gujarati" w:cs="Noto Sans Gujarati" w:eastAsia="Noto Sans Gujarati"/>
           <w:b w:val="0"/>
         </w:rPr>
-        <w:t>in connection with an offence under {{ acts_sections_line }}.</w:t>
+        <w:t>{{ L.lers_legal_basis_b }} {{ acts_sections_line }}.</w:t>
       </w:r>
     </w:p>
     <w:p/>
     <w:p>
       <w:r>
         <w:rPr>
-          <w:rFonts w:cs="Noto Sans Gujarati"/>
+          <w:rFonts w:ascii="Noto Sans Gujarati" w:hAnsi="Noto Sans Gujarati" w:cs="Noto Sans Gujarati" w:eastAsia="Noto Sans Gujarati"/>
           <w:b/>
         </w:rPr>
-        <w:t>Target identifier (account ID / phone number / profile URL):</w:t>
+        <w:t>{{ L.lers_target }}</w:t>
       </w:r>
     </w:p>
     <w:p>
@@ -113,57 +113,57 @@
     <w:p>
       <w:r>
         <w:rPr>
-          <w:rFonts w:cs="Noto Sans Gujarati"/>
+          <w:rFonts w:ascii="Noto Sans Gujarati" w:hAnsi="Noto Sans Gujarati" w:cs="Noto Sans Gujarati" w:eastAsia="Noto Sans Gujarati"/>
           <w:b/>
         </w:rPr>
-        <w:t>Records / data SOUGHT for disclosure:</w:t>
+        <w:t>{{ L.lers_rec_data }}</w:t>
       </w:r>
     </w:p>
     <w:p>
       <w:r>
         <w:rPr>
-          <w:rFonts w:cs="Noto Sans Gujarati"/>
+          <w:rFonts w:ascii="Noto Sans Gujarati" w:hAnsi="Noto Sans Gujarati" w:cs="Noto Sans Gujarati" w:eastAsia="Noto Sans Gujarati"/>
           <w:b w:val="0"/>
         </w:rPr>
-        <w:t xml:space="preserve">  [ ] Basic subscriber information              [ ] Login / IP logs</w:t>
+        <w:t xml:space="preserve">  [ ] {{ L.lers_opt_basic }}     [ ] {{ L.lers_opt_iplogs }}</w:t>
       </w:r>
     </w:p>
     <w:p>
       <w:r>
         <w:rPr>
-          <w:rFonts w:cs="Noto Sans Gujarati"/>
+          <w:rFonts w:ascii="Noto Sans Gujarati" w:hAnsi="Noto Sans Gujarati" w:cs="Noto Sans Gujarati" w:eastAsia="Noto Sans Gujarati"/>
           <w:b w:val="0"/>
         </w:rPr>
-        <w:t xml:space="preserve">  [ ] Transactional / message metadata         [ ] Stored content (where lawfully permitted)</w:t>
+        <w:t xml:space="preserve">  [ ] {{ L.lers_opt_txn }}     [ ] {{ L.lers_opt_stored }}</w:t>
       </w:r>
     </w:p>
     <w:p>
       <w:r>
         <w:rPr>
-          <w:rFonts w:cs="Noto Sans Gujarati"/>
+          <w:rFonts w:ascii="Noto Sans Gujarati" w:hAnsi="Noto Sans Gujarati" w:cs="Noto Sans Gujarati" w:eastAsia="Noto Sans Gujarati"/>
           <w:b w:val="0"/>
         </w:rPr>
-        <w:t xml:space="preserve">  Other: ______________________________________________________</w:t>
+        <w:t xml:space="preserve">  {{ L.lers_other }} ______________________________________________________</w:t>
       </w:r>
     </w:p>
     <w:p/>
     <w:p>
       <w:r>
         <w:rPr>
-          <w:rFonts w:cs="Noto Sans Gujarati"/>
+          <w:rFonts w:ascii="Noto Sans Gujarati" w:hAnsi="Noto Sans Gujarati" w:cs="Noto Sans Gujarati" w:eastAsia="Noto Sans Gujarati"/>
           <w:b w:val="0"/>
         </w:rPr>
-        <w:t>Date range of records requested: from ____________ to ____________</w:t>
+        <w:t>{{ L.lers_rec_daterange }}</w:t>
       </w:r>
     </w:p>
     <w:p/>
     <w:p>
       <w:r>
         <w:rPr>
-          <w:rFonts w:cs="Noto Sans Gujarati"/>
+          <w:rFonts w:ascii="Noto Sans Gujarati" w:hAnsi="Noto Sans Gujarati" w:cs="Noto Sans Gujarati" w:eastAsia="Noto Sans Gujarati"/>
           <w:b w:val="0"/>
         </w:rPr>
-        <w:t>DISCLOSURE STATEMENT: Pursuant to the legal basis stated above, you are requested to DISCLOSE the records described above for the identifier(s) and period specified, certified as true records, in a machine-readable format, to the requesting officer through the platform's Law Enforcement Response System. Please cite the Case / FIR number above in your response.</w:t>
+        <w:t>{{ L.lers_rec_statement }}</w:t>
       </w:r>
     </w:p>
     <w:p/>
@@ -185,11 +185,11 @@
           <w:p>
             <w:r>
               <w:rPr>
-                <w:rFonts w:cs="Noto Sans Gujarati"/>
+                <w:rFonts w:ascii="Noto Sans Gujarati" w:hAnsi="Noto Sans Gujarati" w:cs="Noto Sans Gujarati" w:eastAsia="Noto Sans Gujarati"/>
               </w:rPr>
-              <w:t>Place: {{ police_station }}</w:t>
+              <w:t>{{ L.place }}: {{ police_station }}</w:t>
               <w:br/>
-              <w:t>Date: ____________</w:t>
+              <w:t>{{ L.date }}: ____________</w:t>
             </w:r>
           </w:p>
         </w:tc>
@@ -203,13 +203,13 @@
             </w:pPr>
             <w:r>
               <w:rPr>
-                <w:rFonts w:cs="Noto Sans Gujarati"/>
+                <w:rFonts w:ascii="Noto Sans Gujarati" w:hAnsi="Noto Sans Gujarati" w:cs="Noto Sans Gujarati" w:eastAsia="Noto Sans Gujarati"/>
               </w:rPr>
               <w:t>{{ io_name }}</w:t>
               <w:br/>
-              <w:t>{{ io_rank }} · Badge {{ io_badge_no }}</w:t>
+              <w:t>{{ io_rank }} · {{ L.buckle_no }} {{ io_badge_no }}</w:t>
               <w:br/>
-              <w:t>Investigating Officer</w:t>
+              <w:t>{{ L.io_designation }}</w:t>
             </w:r>
           </w:p>
         </w:tc>
@@ -218,10 +218,10 @@
     <w:p>
       <w:r>
         <w:rPr>
-          <w:rFonts w:cs="Noto Sans Gujarati"/>
+          <w:rFonts w:ascii="Noto Sans Gujarati" w:hAnsi="Noto Sans Gujarati" w:cs="Noto Sans Gujarati" w:eastAsia="Noto Sans Gujarati"/>
           <w:b w:val="0"/>
         </w:rPr>
-        <w:t>NOTE: Compliant request template generated by CrimeGPT — to be verified and signed by the officer. This is not a live platform API integration.</w:t>
+        <w:t>{{ L.lers_note }}</w:t>
       </w:r>
     </w:p>
     <w:sectPr>
